--- a/public/templates/command-center/Aurixa_Quarterly_Business_Review_SAMPLE.docx
+++ b/public/templates/command-center/Aurixa_Quarterly_Business_Review_SAMPLE.docx
@@ -341,7 +341,7 @@
         <w:keepLines/>
         <w:pageBreakBefore w:val="0"/>
         <w:widowControl w:val="1"/>
-        <w:spacing w:before="0" w:after="0" w:line="160" w:lineRule="exact"/>
+        <w:spacing w:before="0" w:after="0" w:line="3912" w:lineRule="exact"/>
       </w:pPr>
       <w:r>
         <w:rPr>
@@ -396,7 +396,7 @@
           </w:tcPr>
           <w:p>
             <w:pPr>
-              <w:keepNext w:val="0"/>
+              <w:keepNext/>
               <w:keepLines/>
               <w:pageBreakBefore w:val="0"/>
               <w:widowControl w:val="1"/>
@@ -437,7 +437,7 @@
           </w:tcPr>
           <w:p>
             <w:pPr>
-              <w:keepNext w:val="0"/>
+              <w:keepNext/>
               <w:keepLines/>
               <w:pageBreakBefore w:val="0"/>
               <w:widowControl w:val="1"/>
@@ -476,7 +476,7 @@
           </w:tcPr>
           <w:p>
             <w:pPr>
-              <w:keepNext w:val="0"/>
+              <w:keepNext/>
               <w:keepLines/>
               <w:pageBreakBefore w:val="0"/>
               <w:widowControl w:val="1"/>
@@ -517,7 +517,7 @@
           </w:tcPr>
           <w:p>
             <w:pPr>
-              <w:keepNext w:val="0"/>
+              <w:keepNext/>
               <w:keepLines/>
               <w:pageBreakBefore w:val="0"/>
               <w:widowControl w:val="1"/>
@@ -562,7 +562,7 @@
           </w:tcPr>
           <w:p>
             <w:pPr>
-              <w:keepNext w:val="0"/>
+              <w:keepNext/>
               <w:keepLines/>
               <w:pageBreakBefore w:val="0"/>
               <w:widowControl w:val="1"/>
@@ -603,7 +603,7 @@
           </w:tcPr>
           <w:p>
             <w:pPr>
-              <w:keepNext w:val="0"/>
+              <w:keepNext/>
               <w:keepLines/>
               <w:pageBreakBefore w:val="0"/>
               <w:widowControl w:val="1"/>
@@ -642,7 +642,7 @@
           </w:tcPr>
           <w:p>
             <w:pPr>
-              <w:keepNext w:val="0"/>
+              <w:keepNext/>
               <w:keepLines/>
               <w:pageBreakBefore w:val="0"/>
               <w:widowControl w:val="1"/>
@@ -683,7 +683,7 @@
           </w:tcPr>
           <w:p>
             <w:pPr>
-              <w:keepNext w:val="0"/>
+              <w:keepNext/>
               <w:keepLines/>
               <w:pageBreakBefore w:val="0"/>
               <w:widowControl w:val="1"/>
@@ -874,13 +874,13 @@
       <w:pPr>
         <w:keepNext w:val="0"/>
         <w:keepLines/>
-        <w:pageBreakBefore w:val="0"/>
+        <w:pageBreakBefore w:val="1"/>
         <w:widowControl w:val="1"/>
-        <w:spacing w:before="0" w:after="0"/>
+        <w:spacing w:before="0" w:after="0" w:line="20" w:lineRule="exact"/>
+        <w:rPr>
+          <w:sz w:val="2"/>
+        </w:rPr>
       </w:pPr>
-      <w:r>
-        <w:br w:type="page"/>
-      </w:r>
     </w:p>
     <w:tbl>
       <w:tblPr>
@@ -986,7 +986,7 @@
     </w:tbl>
     <w:p>
       <w:pPr>
-        <w:keepNext w:val="0"/>
+        <w:keepNext w:val="1"/>
         <w:keepLines/>
         <w:pageBreakBefore w:val="0"/>
         <w:widowControl w:val="1"/>
@@ -2145,18 +2145,6 @@
         </w:tc>
       </w:tr>
     </w:tbl>
-    <w:p>
-      <w:pPr>
-        <w:keepNext w:val="0"/>
-        <w:keepLines/>
-        <w:pageBreakBefore w:val="0"/>
-        <w:widowControl w:val="1"/>
-        <w:spacing w:before="0" w:after="0"/>
-      </w:pPr>
-      <w:r>
-        <w:br w:type="page"/>
-      </w:r>
-    </w:p>
     <w:tbl>
       <w:tblPr>
         <w:tblW w:type="auto" w:w="0"/>
@@ -2261,7 +2249,7 @@
     </w:tbl>
     <w:p>
       <w:pPr>
-        <w:keepNext w:val="0"/>
+        <w:keepNext w:val="1"/>
         <w:keepLines/>
         <w:pageBreakBefore w:val="0"/>
         <w:widowControl w:val="1"/>
@@ -4809,7 +4797,7 @@
           </w:tcPr>
           <w:p>
             <w:pPr>
-              <w:keepNext w:val="0"/>
+              <w:keepNext/>
               <w:keepLines/>
               <w:pageBreakBefore w:val="0"/>
               <w:widowControl w:val="1"/>
@@ -4848,7 +4836,7 @@
           </w:tcPr>
           <w:p>
             <w:pPr>
-              <w:keepNext w:val="0"/>
+              <w:keepNext/>
               <w:keepLines/>
               <w:pageBreakBefore w:val="0"/>
               <w:widowControl w:val="1"/>
@@ -4888,7 +4876,7 @@
           </w:tcPr>
           <w:p>
             <w:pPr>
-              <w:keepNext w:val="0"/>
+              <w:keepNext/>
               <w:keepLines/>
               <w:pageBreakBefore w:val="0"/>
               <w:widowControl w:val="1"/>
@@ -4928,7 +4916,7 @@
           </w:tcPr>
           <w:p>
             <w:pPr>
-              <w:keepNext w:val="0"/>
+              <w:keepNext/>
               <w:keepLines/>
               <w:pageBreakBefore w:val="0"/>
               <w:widowControl w:val="1"/>
@@ -4968,7 +4956,7 @@
           </w:tcPr>
           <w:p>
             <w:pPr>
-              <w:keepNext w:val="0"/>
+              <w:keepNext/>
               <w:keepLines/>
               <w:pageBreakBefore w:val="0"/>
               <w:widowControl w:val="1"/>
@@ -5008,7 +4996,7 @@
           </w:tcPr>
           <w:p>
             <w:pPr>
-              <w:keepNext w:val="0"/>
+              <w:keepNext/>
               <w:keepLines/>
               <w:pageBreakBefore w:val="0"/>
               <w:widowControl w:val="1"/>
@@ -5048,18 +5036,6 @@
           <w:u w:val="none"/>
         </w:rPr>
         <w:t>Variance is actual against target. Movement is actual against the prior quarter on the same basis.</w:t>
-      </w:r>
-    </w:p>
-    <w:p>
-      <w:pPr>
-        <w:keepNext w:val="0"/>
-        <w:keepLines/>
-        <w:pageBreakBefore w:val="0"/>
-        <w:widowControl w:val="1"/>
-        <w:spacing w:before="0" w:after="0"/>
-      </w:pPr>
-      <w:r>
-        <w:br w:type="page"/>
       </w:r>
     </w:p>
     <w:tbl>
@@ -5166,7 +5142,7 @@
     </w:tbl>
     <w:p>
       <w:pPr>
-        <w:keepNext w:val="0"/>
+        <w:keepNext w:val="1"/>
         <w:keepLines/>
         <w:pageBreakBefore w:val="0"/>
         <w:widowControl w:val="1"/>
@@ -5452,18 +5428,6 @@
         <w:t>Revenue ahead of target in each month; volume behind it   ·   Source: Finance system   ·   Alt text: Monthly revenue exceeds target while settlement volume falls short</w:t>
       </w:r>
     </w:p>
-    <w:p>
-      <w:pPr>
-        <w:keepNext w:val="0"/>
-        <w:keepLines/>
-        <w:pageBreakBefore w:val="0"/>
-        <w:widowControl w:val="1"/>
-        <w:spacing w:before="0" w:after="0"/>
-      </w:pPr>
-      <w:r>
-        <w:br w:type="page"/>
-      </w:r>
-    </w:p>
     <w:tbl>
       <w:tblPr>
         <w:tblW w:type="auto" w:w="0"/>
@@ -5568,7 +5532,7 @@
     </w:tbl>
     <w:p>
       <w:pPr>
-        <w:keepNext w:val="0"/>
+        <w:keepNext w:val="1"/>
         <w:keepLines/>
         <w:pageBreakBefore w:val="0"/>
         <w:widowControl w:val="1"/>
@@ -5647,7 +5611,7 @@
           </w:tcPr>
           <w:p>
             <w:pPr>
-              <w:keepNext w:val="0"/>
+              <w:keepNext/>
               <w:keepLines/>
               <w:pageBreakBefore w:val="0"/>
               <w:widowControl w:val="1"/>
@@ -5761,7 +5725,11 @@
               </w:tc>
             </w:tr>
           </w:tbl>
-          <w:p/>
+          <w:p>
+            <w:pPr>
+              <w:keepNext/>
+            </w:pPr>
+          </w:p>
         </w:tc>
         <w:tc>
           <w:tcPr>
@@ -5782,7 +5750,7 @@
           </w:tcPr>
           <w:p>
             <w:pPr>
-              <w:keepNext w:val="0"/>
+              <w:keepNext/>
               <w:keepLines/>
               <w:pageBreakBefore w:val="0"/>
               <w:widowControl w:val="1"/>
@@ -5827,7 +5795,7 @@
           </w:tcPr>
           <w:p>
             <w:pPr>
-              <w:keepNext w:val="0"/>
+              <w:keepNext/>
               <w:keepLines/>
               <w:pageBreakBefore w:val="0"/>
               <w:widowControl w:val="1"/>
@@ -5941,7 +5909,11 @@
               </w:tc>
             </w:tr>
           </w:tbl>
-          <w:p/>
+          <w:p>
+            <w:pPr>
+              <w:keepNext/>
+            </w:pPr>
+          </w:p>
         </w:tc>
         <w:tc>
           <w:tcPr>
@@ -5962,7 +5934,7 @@
           </w:tcPr>
           <w:p>
             <w:pPr>
-              <w:keepNext w:val="0"/>
+              <w:keepNext/>
               <w:keepLines/>
               <w:pageBreakBefore w:val="0"/>
               <w:widowControl w:val="1"/>
@@ -6007,7 +5979,7 @@
           </w:tcPr>
           <w:p>
             <w:pPr>
-              <w:keepNext w:val="0"/>
+              <w:keepNext/>
               <w:keepLines/>
               <w:pageBreakBefore w:val="0"/>
               <w:widowControl w:val="1"/>
@@ -6121,7 +6093,11 @@
               </w:tc>
             </w:tr>
           </w:tbl>
-          <w:p/>
+          <w:p>
+            <w:pPr>
+              <w:keepNext/>
+            </w:pPr>
+          </w:p>
         </w:tc>
         <w:tc>
           <w:tcPr>
@@ -6142,7 +6118,7 @@
           </w:tcPr>
           <w:p>
             <w:pPr>
-              <w:keepNext w:val="0"/>
+              <w:keepNext/>
               <w:keepLines/>
               <w:pageBreakBefore w:val="0"/>
               <w:widowControl w:val="1"/>
@@ -6187,7 +6163,7 @@
           </w:tcPr>
           <w:p>
             <w:pPr>
-              <w:keepNext w:val="0"/>
+              <w:keepNext/>
               <w:keepLines/>
               <w:pageBreakBefore w:val="0"/>
               <w:widowControl w:val="1"/>
@@ -6301,7 +6277,11 @@
               </w:tc>
             </w:tr>
           </w:tbl>
-          <w:p/>
+          <w:p>
+            <w:pPr>
+              <w:keepNext/>
+            </w:pPr>
+          </w:p>
         </w:tc>
         <w:tc>
           <w:tcPr>
@@ -6322,7 +6302,7 @@
           </w:tcPr>
           <w:p>
             <w:pPr>
-              <w:keepNext w:val="0"/>
+              <w:keepNext/>
               <w:keepLines/>
               <w:pageBreakBefore w:val="0"/>
               <w:widowControl w:val="1"/>
@@ -6367,7 +6347,7 @@
           </w:tcPr>
           <w:p>
             <w:pPr>
-              <w:keepNext w:val="0"/>
+              <w:keepNext/>
               <w:keepLines/>
               <w:pageBreakBefore w:val="0"/>
               <w:widowControl w:val="1"/>
@@ -6481,7 +6461,11 @@
               </w:tc>
             </w:tr>
           </w:tbl>
-          <w:p/>
+          <w:p>
+            <w:pPr>
+              <w:keepNext/>
+            </w:pPr>
+          </w:p>
         </w:tc>
         <w:tc>
           <w:tcPr>
@@ -6502,7 +6486,7 @@
           </w:tcPr>
           <w:p>
             <w:pPr>
-              <w:keepNext w:val="0"/>
+              <w:keepNext/>
               <w:keepLines/>
               <w:pageBreakBefore w:val="0"/>
               <w:widowControl w:val="1"/>
@@ -8335,18 +8319,6 @@
         </w:tc>
       </w:tr>
     </w:tbl>
-    <w:p>
-      <w:pPr>
-        <w:keepNext w:val="0"/>
-        <w:keepLines/>
-        <w:pageBreakBefore w:val="0"/>
-        <w:widowControl w:val="1"/>
-        <w:spacing w:before="0" w:after="0"/>
-      </w:pPr>
-      <w:r>
-        <w:br w:type="page"/>
-      </w:r>
-    </w:p>
     <w:tbl>
       <w:tblPr>
         <w:tblW w:type="auto" w:w="0"/>
@@ -8451,7 +8423,7 @@
     </w:tbl>
     <w:p>
       <w:pPr>
-        <w:keepNext w:val="0"/>
+        <w:keepNext w:val="1"/>
         <w:keepLines/>
         <w:pageBreakBefore w:val="0"/>
         <w:widowControl w:val="1"/>
@@ -9798,18 +9770,6 @@
         </w:rPr>
       </w:r>
     </w:p>
-    <w:p>
-      <w:pPr>
-        <w:keepNext w:val="0"/>
-        <w:keepLines/>
-        <w:pageBreakBefore w:val="0"/>
-        <w:widowControl w:val="1"/>
-        <w:spacing w:before="0" w:after="0"/>
-      </w:pPr>
-      <w:r>
-        <w:br w:type="page"/>
-      </w:r>
-    </w:p>
     <w:tbl>
       <w:tblPr>
         <w:tblW w:type="auto" w:w="0"/>
@@ -9914,7 +9874,7 @@
     </w:tbl>
     <w:p>
       <w:pPr>
-        <w:keepNext w:val="0"/>
+        <w:keepNext w:val="1"/>
         <w:keepLines/>
         <w:pageBreakBefore w:val="0"/>
         <w:widowControl w:val="1"/>
@@ -10586,18 +10546,6 @@
         </w:tc>
       </w:tr>
     </w:tbl>
-    <w:p>
-      <w:pPr>
-        <w:keepNext w:val="0"/>
-        <w:keepLines/>
-        <w:pageBreakBefore w:val="0"/>
-        <w:widowControl w:val="1"/>
-        <w:spacing w:before="0" w:after="0"/>
-      </w:pPr>
-      <w:r>
-        <w:br w:type="page"/>
-      </w:r>
-    </w:p>
     <w:tbl>
       <w:tblPr>
         <w:tblW w:type="auto" w:w="0"/>
@@ -10702,7 +10650,7 @@
     </w:tbl>
     <w:p>
       <w:pPr>
-        <w:keepNext w:val="0"/>
+        <w:keepNext w:val="1"/>
         <w:keepLines/>
         <w:pageBreakBefore w:val="0"/>
         <w:widowControl w:val="1"/>
@@ -12475,21 +12423,9 @@
     </w:tbl>
     <w:p>
       <w:pPr>
-        <w:keepNext w:val="0"/>
-        <w:keepLines/>
-        <w:pageBreakBefore w:val="0"/>
-        <w:widowControl w:val="1"/>
-        <w:spacing w:before="0" w:after="0"/>
-      </w:pPr>
-      <w:r>
-        <w:br w:type="page"/>
-      </w:r>
-    </w:p>
-    <w:p>
-      <w:pPr>
         <w:keepNext/>
         <w:keepLines/>
-        <w:pageBreakBefore w:val="0"/>
+        <w:pageBreakBefore w:val="1"/>
         <w:widowControl w:val="1"/>
         <w:spacing w:before="0" w:after="80"/>
       </w:pPr>
@@ -14134,7 +14070,7 @@
           </w:tcPr>
           <w:p>
             <w:pPr>
-              <w:keepNext w:val="0"/>
+              <w:keepNext/>
               <w:keepLines/>
               <w:pageBreakBefore w:val="0"/>
               <w:widowControl w:val="1"/>
@@ -14173,7 +14109,7 @@
           </w:tcPr>
           <w:p>
             <w:pPr>
-              <w:keepNext w:val="0"/>
+              <w:keepNext/>
               <w:keepLines/>
               <w:pageBreakBefore w:val="0"/>
               <w:widowControl w:val="1"/>
@@ -14213,7 +14149,7 @@
           </w:tcPr>
           <w:p>
             <w:pPr>
-              <w:keepNext w:val="0"/>
+              <w:keepNext/>
               <w:keepLines/>
               <w:pageBreakBefore w:val="0"/>
               <w:widowControl w:val="1"/>
@@ -14253,7 +14189,7 @@
           </w:tcPr>
           <w:p>
             <w:pPr>
-              <w:keepNext w:val="0"/>
+              <w:keepNext/>
               <w:keepLines/>
               <w:pageBreakBefore w:val="0"/>
               <w:widowControl w:val="1"/>
@@ -14293,7 +14229,7 @@
           </w:tcPr>
           <w:p>
             <w:pPr>
-              <w:keepNext w:val="0"/>
+              <w:keepNext/>
               <w:keepLines/>
               <w:pageBreakBefore w:val="0"/>
               <w:widowControl w:val="1"/>
@@ -14333,7 +14269,7 @@
           </w:tcPr>
           <w:p>
             <w:pPr>
-              <w:keepNext w:val="0"/>
+              <w:keepNext/>
               <w:keepLines/>
               <w:pageBreakBefore w:val="0"/>
               <w:widowControl w:val="1"/>
